--- a/2026 الى 2027/التكليف 2027/الفصل الأول/تكليف الاختبارات للفصل الاول -كيمياء 2027.docx
+++ b/2026 الى 2027/التكليف 2027/الفصل الأول/تكليف الاختبارات للفصل الاول -كيمياء 2027.docx
@@ -222,7 +222,7 @@
           <w:rtl/>
           <w:lang w:bidi="ar-QA"/>
         </w:rPr>
-        <w:t>5</w:t>
+        <w:t>6</w:t>
       </w:r>
       <w:r>
         <w:rPr>
@@ -248,7 +248,7 @@
           <w:rtl/>
           <w:lang w:bidi="ar-QA"/>
         </w:rPr>
-        <w:t>6</w:t>
+        <w:t>7</w:t>
       </w:r>
       <w:r>
         <w:rPr>
@@ -315,7 +315,7 @@
           <w:rtl/>
           <w:lang w:bidi="ar-QA"/>
         </w:rPr>
-        <w:t>5</w:t>
+        <w:t>6</w:t>
       </w:r>
       <w:r>
         <w:rPr>
@@ -345,7 +345,7 @@
           <w:rtl/>
           <w:lang w:bidi="ar-QA"/>
         </w:rPr>
-        <w:t>6</w:t>
+        <w:t>7</w:t>
       </w:r>
       <w:r>
         <w:rPr>
